--- a/zhs/docx/033.content.docx
+++ b/zhs/docx/033.content.docx
@@ -19,7 +19,7 @@
         <w:rPr>
           <w:lang w:val="zh_CN" w:bidi="zh_CN"/>
         </w:rPr>
-        <w:t>Resource: 关键词 (SRV)</w:t>
+        <w:t>Resource: Familiarization, Internalization, Articulation (Fia) Terms</w:t>
       </w:r>
       <w:r>
         <w:rPr>
@@ -39,42 +39,61 @@
           <w:b/>
           <w:lang w:val="zh_CN" w:bidi="zh_CN"/>
         </w:rPr>
-        <w:t>Familiarization, Internalization, Articulation (FIA) Key Terms</w:t>
-      </w:r>
-      <w:r>
-        <w:rPr>
-          <w:lang w:val="zh_CN" w:bidi="zh_CN"/>
-        </w:rPr>
-        <w:t xml:space="preserve"> © 2023 SRV Partners Released under CC BY-SA 4.0 license. </w:t>
-      </w:r>
-      <w:r>
-        <w:rPr>
-          <w:lang w:val="zh_CN" w:bidi="zh_CN"/>
-        </w:rPr>
-        <w:t>Familiarization, Internalization, Articulation (FIA) Key Terms</w:t>
-      </w:r>
-      <w:r>
-        <w:rPr>
-          <w:lang w:val="zh_CN" w:bidi="zh_CN"/>
-        </w:rPr>
-        <w:t xml:space="preserve"> has been adapted in the following languages Tok Pisin, عربي, Français, हिंदी, Bahasa Indonesia, Português, Русский, Español, Kiswahili, 简体中文 from </w:t>
-      </w:r>
-      <w:r>
-        <w:rPr>
-          <w:lang w:val="zh_CN" w:bidi="zh_CN"/>
-        </w:rPr>
-        <w:t>Familiarization, Internalization, Articulation (FIA)</w:t>
-      </w:r>
-      <w:r>
-        <w:rPr>
-          <w:lang w:val="zh_CN" w:bidi="zh_CN"/>
-        </w:rPr>
-        <w:t xml:space="preserve"> © 2023 SRV Partners. Released under CC BY-SA 4.0 license by Mission Mutual</w:t>
-      </w:r>
-      <w:r>
-        <w:rPr>
-          <w:lang w:val="zh_CN" w:bidi="zh_CN"/>
-        </w:rPr>
+        <w:t>Familiarization, Internalization, Articulation (Fia) Terms</w:t>
+      </w:r>
+      <w:r>
+        <w:rPr>
+          <w:lang w:val="zh_CN" w:bidi="zh_CN"/>
+        </w:rPr>
+        <w:t xml:space="preserve"> (Chinese (Simplified)) is based on: </w:t>
+      </w:r>
+      <w:r>
+        <w:rPr>
+          <w:lang w:val="zh_CN" w:bidi="zh_CN"/>
+        </w:rPr>
+        <w:t>Familiarization, Internalization, Articulation (Fia) Terms</w:t>
+      </w:r>
+      <w:r>
+        <w:rPr>
+          <w:lang w:val="zh_CN" w:bidi="zh_CN"/>
+        </w:rPr>
+        <w:t xml:space="preserve">, </w:t>
+      </w:r>
+      <w:hyperlink r:id="rId13">
+        <w:r>
+          <w:rPr>
+            <w:lang w:val="zh_CN" w:bidi="zh_CN"/>
+          </w:rPr>
+          <w:rPr>
+            <w:color w:val="0000EE"/>
+            <w:u w:val="single"/>
+          </w:rPr>
+          <w:t>SRV Partners</w:t>
+        </w:r>
+      </w:hyperlink>
+      <w:r>
+        <w:rPr>
+          <w:lang w:val="zh_CN" w:bidi="zh_CN"/>
+        </w:rPr>
+        <w:t xml:space="preserve">, 2023, which is licensed under a </w:t>
+      </w:r>
+      <w:hyperlink r:id="rId14">
+        <w:r>
+          <w:rPr>
+            <w:lang w:val="zh_CN" w:bidi="zh_CN"/>
+          </w:rPr>
+          <w:rPr>
+            <w:color w:val="0000EE"/>
+            <w:u w:val="single"/>
+          </w:rPr>
+          <w:t>CC BY-SA 4.0 license</w:t>
+        </w:r>
+      </w:hyperlink>
+      <w:r>
+        <w:rPr>
+          <w:lang w:val="zh_CN" w:bidi="zh_CN"/>
+        </w:rPr>
+        <w:t>.</w:t>
       </w:r>
       <w:r>
         <w:rPr>
@@ -83,6 +102,30 @@
       </w:r>
     </w:p>
     <w:p>
+      <w:pPr/>
+      <w:r>
+        <w:rPr>
+          <w:lang w:val="zh_CN" w:bidi="zh_CN"/>
+        </w:rPr>
+      </w:r>
+      <w:r>
+        <w:rPr>
+          <w:lang w:val="zh_CN" w:bidi="zh_CN"/>
+        </w:rPr>
+        <w:t>This PDF version is provided under the same license.</w:t>
+      </w:r>
+      <w:r>
+        <w:rPr>
+          <w:lang w:val="zh_CN" w:bidi="zh_CN"/>
+        </w:rPr>
+      </w:r>
+      <w:r>
+        <w:rPr>
+          <w:lang w:val="zh_CN" w:bidi="zh_CN"/>
+        </w:rPr>
+      </w:r>
+    </w:p>
+    <w:p>
       <w:pPr>
         <w:pStyle w:val="Heading1"/>
       </w:pPr>
@@ -90,7 +133,7 @@
         <w:rPr>
           <w:lang w:val="zh_CN" w:bidi="zh_CN"/>
         </w:rPr>
-        <w:t>关键词 (SRV)</w:t>
+        <w:t>Familiarization, Internalization, Articulation (Fia) Terms</w:t>
       </w:r>
     </w:p>
     <w:p>
@@ -251,12 +294,18 @@
         </w:rPr>
         <w:t>洁净是一个人的正常状态，但如果一个人不遵守洁净的条例，他就可能会变得不洁净。关于物品是洁净或不洁净的条例，有助于</w:t>
       </w:r>
-      <w:r>
-        <w:rPr>
-          <w:lang w:val="zh_CN" w:bidi="zh_CN"/>
-        </w:rPr>
-        <w:t>以色列人</w:t>
-      </w:r>
+      <w:hyperlink r:id="rId15">
+        <w:r>
+          <w:rPr>
+            <w:lang w:val="zh_CN" w:bidi="zh_CN"/>
+          </w:rPr>
+          <w:rPr>
+            <w:color w:val="0000EE"/>
+            <w:u w:val="single"/>
+          </w:rPr>
+          <w:t>以色列人</w:t>
+        </w:r>
+      </w:hyperlink>
       <w:r>
         <w:rPr>
           <w:lang w:val="zh_CN" w:bidi="zh_CN"/>
@@ -305,42 +354,66 @@
         </w:rPr>
         <w:t>在</w:t>
       </w:r>
-      <w:r>
-        <w:rPr>
-          <w:lang w:val="zh_CN" w:bidi="zh_CN"/>
-        </w:rPr>
-        <w:t>敬拜</w:t>
-      </w:r>
+      <w:hyperlink r:id="rId16">
+        <w:r>
+          <w:rPr>
+            <w:lang w:val="zh_CN" w:bidi="zh_CN"/>
+          </w:rPr>
+          <w:rPr>
+            <w:color w:val="0000EE"/>
+            <w:u w:val="single"/>
+          </w:rPr>
+          <w:t>敬拜</w:t>
+        </w:r>
+      </w:hyperlink>
       <w:r>
         <w:rPr>
           <w:lang w:val="zh_CN" w:bidi="zh_CN"/>
         </w:rPr>
         <w:t>神的时候，洁净和不洁净之间的区别非常重要。所有不洁净的东西都不可以进入</w:t>
       </w:r>
-      <w:r>
-        <w:rPr>
-          <w:lang w:val="zh_CN" w:bidi="zh_CN"/>
-        </w:rPr>
-        <w:t>圣殿</w:t>
-      </w:r>
+      <w:hyperlink r:id="rId17">
+        <w:r>
+          <w:rPr>
+            <w:lang w:val="zh_CN" w:bidi="zh_CN"/>
+          </w:rPr>
+          <w:rPr>
+            <w:color w:val="0000EE"/>
+            <w:u w:val="single"/>
+          </w:rPr>
+          <w:t>圣殿</w:t>
+        </w:r>
+      </w:hyperlink>
       <w:r>
         <w:rPr>
           <w:lang w:val="zh_CN" w:bidi="zh_CN"/>
         </w:rPr>
         <w:t>。神已</w:t>
       </w:r>
-      <w:r>
-        <w:rPr>
-          <w:lang w:val="zh_CN" w:bidi="zh_CN"/>
-        </w:rPr>
-        <w:t>膏抹</w:t>
-      </w:r>
-      <w:r>
-        <w:rPr>
-          <w:lang w:val="zh_CN" w:bidi="zh_CN"/>
-        </w:rPr>
-        <w:t>祭司</w:t>
-      </w:r>
+      <w:hyperlink r:id="rId18">
+        <w:r>
+          <w:rPr>
+            <w:lang w:val="zh_CN" w:bidi="zh_CN"/>
+          </w:rPr>
+          <w:rPr>
+            <w:color w:val="0000EE"/>
+            <w:u w:val="single"/>
+          </w:rPr>
+          <w:t>膏抹</w:t>
+        </w:r>
+      </w:hyperlink>
+      <w:hyperlink r:id="rId19">
+        <w:r>
+          <w:rPr>
+            <w:lang w:val="zh_CN" w:bidi="zh_CN"/>
+          </w:rPr>
+          <w:rPr>
+            <w:color w:val="0000EE"/>
+            <w:u w:val="single"/>
+          </w:rPr>
+          <w:t>祭司</w:t>
+        </w:r>
+      </w:hyperlink>
       <w:r>
         <w:rPr>
           <w:lang w:val="zh_CN" w:bidi="zh_CN"/>
@@ -403,12 +476,18 @@
         </w:rPr>
         <w:t>当人们</w:t>
       </w:r>
-      <w:r>
-        <w:rPr>
-          <w:lang w:val="zh_CN" w:bidi="zh_CN"/>
-        </w:rPr>
-        <w:t>献祭</w:t>
-      </w:r>
+      <w:hyperlink r:id="rId20">
+        <w:r>
+          <w:rPr>
+            <w:lang w:val="zh_CN" w:bidi="zh_CN"/>
+          </w:rPr>
+          <w:rPr>
+            <w:color w:val="0000EE"/>
+            <w:u w:val="single"/>
+          </w:rPr>
+          <w:t>献祭</w:t>
+        </w:r>
+      </w:hyperlink>
       <w:r>
         <w:rPr>
           <w:lang w:val="zh_CN" w:bidi="zh_CN"/>
@@ -443,36 +522,54 @@
         </w:rPr>
         <w:t>然而，在新约中，耶稣教导人们，洁净关乎的并不是有没有远离了某些食物，或者有没有按照仪式沐浴。耶稣教导我们，如果我们想到</w:t>
       </w:r>
-      <w:r>
-        <w:rPr>
-          <w:lang w:val="zh_CN" w:bidi="zh_CN"/>
-        </w:rPr>
-        <w:t>邪恶</w:t>
-      </w:r>
+      <w:hyperlink r:id="rId21">
+        <w:r>
+          <w:rPr>
+            <w:lang w:val="zh_CN" w:bidi="zh_CN"/>
+          </w:rPr>
+          <w:rPr>
+            <w:color w:val="0000EE"/>
+            <w:u w:val="single"/>
+          </w:rPr>
+          <w:t>邪恶</w:t>
+        </w:r>
+      </w:hyperlink>
       <w:r>
         <w:rPr>
           <w:lang w:val="zh_CN" w:bidi="zh_CN"/>
         </w:rPr>
         <w:t>的念头并做了错事，我们就变得不洁净。这些事情使我们不适合事奉或敬拜神。如果我们不顺服神，我们会变得不洁净。这就是为什么</w:t>
       </w:r>
-      <w:r>
-        <w:rPr>
-          <w:lang w:val="zh_CN" w:bidi="zh_CN"/>
-        </w:rPr>
-        <w:t>邪灵</w:t>
-      </w:r>
+      <w:hyperlink r:id="rId22">
+        <w:r>
+          <w:rPr>
+            <w:lang w:val="zh_CN" w:bidi="zh_CN"/>
+          </w:rPr>
+          <w:rPr>
+            <w:color w:val="0000EE"/>
+            <w:u w:val="single"/>
+          </w:rPr>
+          <w:t>邪灵</w:t>
+        </w:r>
+      </w:hyperlink>
       <w:r>
         <w:rPr>
           <w:lang w:val="zh_CN" w:bidi="zh_CN"/>
         </w:rPr>
         <w:t>经常被称为"</w:t>
       </w:r>
-      <w:r>
-        <w:rPr>
-          <w:lang w:val="zh_CN" w:bidi="zh_CN"/>
-        </w:rPr>
-        <w:t>不洁净的灵</w:t>
-      </w:r>
+      <w:hyperlink r:id="rId23">
+        <w:r>
+          <w:rPr>
+            <w:lang w:val="zh_CN" w:bidi="zh_CN"/>
+          </w:rPr>
+          <w:rPr>
+            <w:color w:val="0000EE"/>
+            <w:u w:val="single"/>
+          </w:rPr>
+          <w:t>不洁净的灵</w:t>
+        </w:r>
+      </w:hyperlink>
       <w:r>
         <w:rPr>
           <w:lang w:val="zh_CN" w:bidi="zh_CN"/>
@@ -493,65 +590,166 @@
         </w:rPr>
         <w:t>耶稣回到</w:t>
       </w:r>
-      <w:r>
-        <w:rPr>
-          <w:lang w:val="zh_CN" w:bidi="zh_CN"/>
-        </w:rPr>
-        <w:t>天上</w:t>
-      </w:r>
+      <w:hyperlink r:id="rId24">
+        <w:r>
+          <w:rPr>
+            <w:lang w:val="zh_CN" w:bidi="zh_CN"/>
+          </w:rPr>
+          <w:rPr>
+            <w:color w:val="0000EE"/>
+            <w:u w:val="single"/>
+          </w:rPr>
+          <w:t>天上</w:t>
+        </w:r>
+      </w:hyperlink>
       <w:r>
         <w:rPr>
           <w:lang w:val="zh_CN" w:bidi="zh_CN"/>
         </w:rPr>
         <w:t>以后，越来越多的人成为跟从祂的人。他们当中也有不是</w:t>
       </w:r>
-      <w:r>
-        <w:rPr>
-          <w:lang w:val="zh_CN" w:bidi="zh_CN"/>
-        </w:rPr>
-        <w:t>犹太人</w:t>
-      </w:r>
+      <w:hyperlink r:id="rId25">
+        <w:r>
+          <w:rPr>
+            <w:lang w:val="zh_CN" w:bidi="zh_CN"/>
+          </w:rPr>
+          <w:rPr>
+            <w:color w:val="0000EE"/>
+            <w:u w:val="single"/>
+          </w:rPr>
+          <w:t>犹太人</w:t>
+        </w:r>
+      </w:hyperlink>
       <w:r>
         <w:rPr>
           <w:lang w:val="zh_CN" w:bidi="zh_CN"/>
         </w:rPr>
         <w:t>的。</w:t>
       </w:r>
-      <w:r>
-        <w:rPr>
-          <w:lang w:val="zh_CN" w:bidi="zh_CN"/>
-        </w:rPr>
-        <w:t>教会</w:t>
-      </w:r>
+      <w:hyperlink r:id="rId26">
+        <w:r>
+          <w:rPr>
+            <w:lang w:val="zh_CN" w:bidi="zh_CN"/>
+          </w:rPr>
+          <w:rPr>
+            <w:color w:val="0000EE"/>
+            <w:u w:val="single"/>
+          </w:rPr>
+          <w:t>教会</w:t>
+        </w:r>
+      </w:hyperlink>
       <w:r>
         <w:rPr>
           <w:lang w:val="zh_CN" w:bidi="zh_CN"/>
         </w:rPr>
         <w:t>起初认为非犹太人是不洁净的，因此不能成为神的子民。但神教导教会，关于人或物洁净的旧规定不再重要。神欢迎各</w:t>
       </w:r>
-      <w:r>
-        <w:rPr>
-          <w:lang w:val="zh_CN" w:bidi="zh_CN"/>
-        </w:rPr>
-        <w:t>国</w:t>
-      </w:r>
+      <w:hyperlink r:id="rId27">
+        <w:r>
+          <w:rPr>
+            <w:lang w:val="zh_CN" w:bidi="zh_CN"/>
+          </w:rPr>
+          <w:rPr>
+            <w:color w:val="0000EE"/>
+            <w:u w:val="single"/>
+          </w:rPr>
+          <w:t>国</w:t>
+        </w:r>
+      </w:hyperlink>
       <w:r>
         <w:rPr>
           <w:lang w:val="zh_CN" w:bidi="zh_CN"/>
         </w:rPr>
         <w:t>的人，并且一个人吃或不吃什么不再重要。耶稣洁净了人们。现在重要的是要通过远离</w:t>
       </w:r>
-      <w:r>
-        <w:rPr>
-          <w:lang w:val="zh_CN" w:bidi="zh_CN"/>
-        </w:rPr>
-        <w:t>罪</w:t>
-      </w:r>
+      <w:hyperlink r:id="rId28">
+        <w:r>
+          <w:rPr>
+            <w:lang w:val="zh_CN" w:bidi="zh_CN"/>
+          </w:rPr>
+          <w:rPr>
+            <w:color w:val="0000EE"/>
+            <w:u w:val="single"/>
+          </w:rPr>
+          <w:t>罪</w:t>
+        </w:r>
+      </w:hyperlink>
       <w:r>
         <w:rPr>
           <w:lang w:val="zh_CN" w:bidi="zh_CN"/>
         </w:rPr>
         <w:t>来保持洁净。</w:t>
+      </w:r>
+      <w:r>
+        <w:rPr>
+          <w:lang w:val="zh_CN" w:bidi="zh_CN"/>
+        </w:rPr>
+      </w:r>
+      <w:r>
+        <w:rPr>
+          <w:lang w:val="zh_CN" w:bidi="zh_CN"/>
+        </w:rPr>
+      </w:r>
+    </w:p>
+    <w:p>
+      <w:pPr/>
+      <w:r>
+        <w:rPr>
+          <w:lang w:val="zh_CN" w:bidi="zh_CN"/>
+        </w:rPr>
+      </w:r>
+    </w:p>
+    <w:p>
+      <w:pPr>
+        <w:pStyle w:val="Heading2"/>
+      </w:pPr>
+      <w:r>
+        <w:rPr>
+          <w:lang w:val="zh_CN" w:bidi="zh_CN"/>
+        </w:rPr>
+        <w:t>洁净/不洁净</w:t>
+      </w:r>
+      <w:r>
+        <w:rPr>
+          <w:lang w:val="zh_CN" w:bidi="zh_CN"/>
+        </w:rPr>
+      </w:r>
+    </w:p>
+    <w:p>
+      <w:pPr>
+        <w:pStyle w:val="Heading4"/>
+      </w:pPr>
+      <w:r>
+        <w:rPr>
+          <w:lang w:val="zh_CN" w:bidi="zh_CN"/>
+        </w:rPr>
+        <w:t>Audio Content</w:t>
+      </w:r>
+    </w:p>
+    <w:p>
+      <w:pPr/>
+      <w:r>
+        <w:rPr>
+          <w:lang w:val="zh_CN" w:bidi="zh_CN"/>
+        </w:rPr>
+      </w:r>
+      <w:hyperlink r:id="rId29">
+        <w:r>
+          <w:rPr>
+            <w:lang w:val="zh_CN" w:bidi="zh_CN"/>
+          </w:rPr>
+          <w:rPr>
+            <w:color w:val="0000EE"/>
+            <w:u w:val="single"/>
+          </w:rPr>
+          <w:t>mp3 file</w:t>
+        </w:r>
+      </w:hyperlink>
+      <w:r>
+        <w:rPr>
+          <w:lang w:val="zh_CN" w:bidi="zh_CN"/>
+        </w:rPr>
+        <w:t xml:space="preserve"> (None KB)</w:t>
       </w:r>
       <w:r>
         <w:rPr>

--- a/zhs/docx/033.content.docx
+++ b/zhs/docx/033.content.docx
@@ -39,80 +39,37 @@
           <w:b/>
           <w:lang w:val="zh_CN" w:bidi="zh_CN"/>
         </w:rPr>
-        <w:t>Familiarization, Internalization, Articulation (Fia) Terms</w:t>
-      </w:r>
-      <w:r>
-        <w:rPr>
-          <w:lang w:val="zh_CN" w:bidi="zh_CN"/>
-        </w:rPr>
-        <w:t xml:space="preserve"> (Chinese (Simplified)) is based on: </w:t>
-      </w:r>
-      <w:r>
-        <w:rPr>
-          <w:lang w:val="zh_CN" w:bidi="zh_CN"/>
-        </w:rPr>
-        <w:t>Familiarization, Internalization, Articulation (Fia) Terms</w:t>
-      </w:r>
-      <w:r>
-        <w:rPr>
-          <w:lang w:val="zh_CN" w:bidi="zh_CN"/>
-        </w:rPr>
-        <w:t xml:space="preserve">, </w:t>
-      </w:r>
-      <w:hyperlink r:id="rId13">
-        <w:r>
-          <w:rPr>
-            <w:lang w:val="zh_CN" w:bidi="zh_CN"/>
-          </w:rPr>
-          <w:rPr>
-            <w:color w:val="0000EE"/>
-            <w:u w:val="single"/>
-          </w:rPr>
-          <w:t>SRV Partners</w:t>
-        </w:r>
-      </w:hyperlink>
-      <w:r>
-        <w:rPr>
-          <w:lang w:val="zh_CN" w:bidi="zh_CN"/>
-        </w:rPr>
-        <w:t xml:space="preserve">, 2023, which is licensed under a </w:t>
-      </w:r>
-      <w:hyperlink r:id="rId14">
-        <w:r>
-          <w:rPr>
-            <w:lang w:val="zh_CN" w:bidi="zh_CN"/>
-          </w:rPr>
-          <w:rPr>
-            <w:color w:val="0000EE"/>
-            <w:u w:val="single"/>
-          </w:rPr>
-          <w:t>CC BY-SA 4.0 license</w:t>
-        </w:r>
-      </w:hyperlink>
-      <w:r>
-        <w:rPr>
-          <w:lang w:val="zh_CN" w:bidi="zh_CN"/>
-        </w:rPr>
-        <w:t>.</w:t>
-      </w:r>
-      <w:r>
-        <w:rPr>
-          <w:lang w:val="zh_CN" w:bidi="zh_CN"/>
-        </w:rPr>
-      </w:r>
-    </w:p>
-    <w:p>
-      <w:pPr/>
-      <w:r>
-        <w:rPr>
-          <w:lang w:val="zh_CN" w:bidi="zh_CN"/>
-        </w:rPr>
-      </w:r>
-      <w:r>
-        <w:rPr>
-          <w:lang w:val="zh_CN" w:bidi="zh_CN"/>
-        </w:rPr>
-        <w:t>This PDF version is provided under the same license.</w:t>
+        <w:t>Familiarization, Internalization, Articulation (FIA) Key Terms</w:t>
+      </w:r>
+      <w:r>
+        <w:rPr>
+          <w:lang w:val="zh_CN" w:bidi="zh_CN"/>
+        </w:rPr>
+        <w:t xml:space="preserve"> © 2023 SRV Partners Released under CC BY-SA 4.0 license. </w:t>
+      </w:r>
+      <w:r>
+        <w:rPr>
+          <w:lang w:val="zh_CN" w:bidi="zh_CN"/>
+        </w:rPr>
+        <w:t>Familiarization, Internalization, Articulation (FIA) Key Terms</w:t>
+      </w:r>
+      <w:r>
+        <w:rPr>
+          <w:lang w:val="zh_CN" w:bidi="zh_CN"/>
+        </w:rPr>
+        <w:t xml:space="preserve"> has been adapted in the following languages Tok Pisin, عربي, Français, हिंदी, Bahasa Indonesia, Português, Русский, Español, Kiswahili, 简体中文 from </w:t>
+      </w:r>
+      <w:r>
+        <w:rPr>
+          <w:lang w:val="zh_CN" w:bidi="zh_CN"/>
+        </w:rPr>
+        <w:t>Familiarization, Internalization, Articulation (FIA)</w:t>
+      </w:r>
+      <w:r>
+        <w:rPr>
+          <w:lang w:val="zh_CN" w:bidi="zh_CN"/>
+        </w:rPr>
+        <w:t xml:space="preserve"> © 2023 SRV Partners. Released under CC BY-SA 4.0 license by Mission Mutual</w:t>
       </w:r>
       <w:r>
         <w:rPr>
@@ -294,7 +251,7 @@
         </w:rPr>
         <w:t>洁净是一个人的正常状态，但如果一个人不遵守洁净的条例，他就可能会变得不洁净。关于物品是洁净或不洁净的条例，有助于</w:t>
       </w:r>
-      <w:hyperlink r:id="rId15">
+      <w:hyperlink r:id="rId13">
         <w:r>
           <w:rPr>
             <w:lang w:val="zh_CN" w:bidi="zh_CN"/>
@@ -354,7 +311,7 @@
         </w:rPr>
         <w:t>在</w:t>
       </w:r>
-      <w:hyperlink r:id="rId16">
+      <w:hyperlink r:id="rId14">
         <w:r>
           <w:rPr>
             <w:lang w:val="zh_CN" w:bidi="zh_CN"/>
@@ -372,7 +329,7 @@
         </w:rPr>
         <w:t>神的时候，洁净和不洁净之间的区别非常重要。所有不洁净的东西都不可以进入</w:t>
       </w:r>
-      <w:hyperlink r:id="rId17">
+      <w:hyperlink r:id="rId15">
         <w:r>
           <w:rPr>
             <w:lang w:val="zh_CN" w:bidi="zh_CN"/>
@@ -390,7 +347,7 @@
         </w:rPr>
         <w:t>。神已</w:t>
       </w:r>
-      <w:hyperlink r:id="rId18">
+      <w:hyperlink r:id="rId16">
         <w:r>
           <w:rPr>
             <w:lang w:val="zh_CN" w:bidi="zh_CN"/>
@@ -402,7 +359,7 @@
           <w:t>膏抹</w:t>
         </w:r>
       </w:hyperlink>
-      <w:hyperlink r:id="rId19">
+      <w:hyperlink r:id="rId17">
         <w:r>
           <w:rPr>
             <w:lang w:val="zh_CN" w:bidi="zh_CN"/>
@@ -476,7 +433,7 @@
         </w:rPr>
         <w:t>当人们</w:t>
       </w:r>
-      <w:hyperlink r:id="rId20">
+      <w:hyperlink r:id="rId18">
         <w:r>
           <w:rPr>
             <w:lang w:val="zh_CN" w:bidi="zh_CN"/>
@@ -522,7 +479,7 @@
         </w:rPr>
         <w:t>然而，在新约中，耶稣教导人们，洁净关乎的并不是有没有远离了某些食物，或者有没有按照仪式沐浴。耶稣教导我们，如果我们想到</w:t>
       </w:r>
-      <w:hyperlink r:id="rId21">
+      <w:hyperlink r:id="rId19">
         <w:r>
           <w:rPr>
             <w:lang w:val="zh_CN" w:bidi="zh_CN"/>
@@ -540,7 +497,7 @@
         </w:rPr>
         <w:t>的念头并做了错事，我们就变得不洁净。这些事情使我们不适合事奉或敬拜神。如果我们不顺服神，我们会变得不洁净。这就是为什么</w:t>
       </w:r>
-      <w:hyperlink r:id="rId22">
+      <w:hyperlink r:id="rId20">
         <w:r>
           <w:rPr>
             <w:lang w:val="zh_CN" w:bidi="zh_CN"/>
@@ -558,7 +515,7 @@
         </w:rPr>
         <w:t>经常被称为"</w:t>
       </w:r>
-      <w:hyperlink r:id="rId23">
+      <w:hyperlink r:id="rId21">
         <w:r>
           <w:rPr>
             <w:lang w:val="zh_CN" w:bidi="zh_CN"/>
@@ -590,7 +547,7 @@
         </w:rPr>
         <w:t>耶稣回到</w:t>
       </w:r>
-      <w:hyperlink r:id="rId24">
+      <w:hyperlink r:id="rId22">
         <w:r>
           <w:rPr>
             <w:lang w:val="zh_CN" w:bidi="zh_CN"/>
@@ -608,7 +565,7 @@
         </w:rPr>
         <w:t>以后，越来越多的人成为跟从祂的人。他们当中也有不是</w:t>
       </w:r>
-      <w:hyperlink r:id="rId25">
+      <w:hyperlink r:id="rId23">
         <w:r>
           <w:rPr>
             <w:lang w:val="zh_CN" w:bidi="zh_CN"/>
@@ -626,7 +583,7 @@
         </w:rPr>
         <w:t>的。</w:t>
       </w:r>
-      <w:hyperlink r:id="rId26">
+      <w:hyperlink r:id="rId24">
         <w:r>
           <w:rPr>
             <w:lang w:val="zh_CN" w:bidi="zh_CN"/>
@@ -644,7 +601,7 @@
         </w:rPr>
         <w:t>起初认为非犹太人是不洁净的，因此不能成为神的子民。但神教导教会，关于人或物洁净的旧规定不再重要。神欢迎各</w:t>
       </w:r>
-      <w:hyperlink r:id="rId27">
+      <w:hyperlink r:id="rId25">
         <w:r>
           <w:rPr>
             <w:lang w:val="zh_CN" w:bidi="zh_CN"/>
@@ -662,7 +619,7 @@
         </w:rPr>
         <w:t>的人，并且一个人吃或不吃什么不再重要。耶稣洁净了人们。现在重要的是要通过远离</w:t>
       </w:r>
-      <w:hyperlink r:id="rId28">
+      <w:hyperlink r:id="rId26">
         <w:r>
           <w:rPr>
             <w:lang w:val="zh_CN" w:bidi="zh_CN"/>
@@ -733,7 +690,7 @@
           <w:lang w:val="zh_CN" w:bidi="zh_CN"/>
         </w:rPr>
       </w:r>
-      <w:hyperlink r:id="rId29">
+      <w:hyperlink r:id="rId27">
         <w:r>
           <w:rPr>
             <w:lang w:val="zh_CN" w:bidi="zh_CN"/>

--- a/zhs/docx/033.content.docx
+++ b/zhs/docx/033.content.docx
@@ -45,7 +45,7 @@
         <w:rPr>
           <w:lang w:val="zh_CN" w:bidi="zh_CN"/>
         </w:rPr>
-        <w:t xml:space="preserve"> © 2023 SRV Partners Released under CC BY-SA 4.0 license. </w:t>
+        <w:t xml:space="preserve"> © 2025 Word Collective Released under CC BY-SA 4.0 license. </w:t>
       </w:r>
       <w:r>
         <w:rPr>
@@ -69,7 +69,7 @@
         <w:rPr>
           <w:lang w:val="zh_CN" w:bidi="zh_CN"/>
         </w:rPr>
-        <w:t xml:space="preserve"> © 2023 SRV Partners. Released under CC BY-SA 4.0 license by Mission Mutual</w:t>
+        <w:t xml:space="preserve"> © 2025 Word Collective. Released under CC BY-SA 4.0 license by Mission Mutual</w:t>
       </w:r>
       <w:r>
         <w:rPr>
